--- a/artifacts/api-server/templates/wathbah_contract_template_EN.docx
+++ b/artifacts/api-server/templates/wathbah_contract_template_EN.docx
@@ -927,7 +927,7 @@
           <w:bCs/>
           <w:color w:val="1B2A4A"/>
         </w:rPr>
-        <w:t>{{#each milestones}}</w:t>
+        <w:t>{{#milestones}}</w:t>
       </w:r>
     </w:p>
     <w:tbl>
@@ -1119,7 +1119,7 @@
                 <w:bCs/>
                 <w:color w:val="C8962A"/>
               </w:rPr>
-              <w:t>{{milestone.index}}</w:t>
+              <w:t>{{index}}</w:t>
             </w:r>
           </w:p>
         </w:tc>
@@ -1147,7 +1147,7 @@
                 <w:bCs/>
                 <w:color w:val="C8962A"/>
               </w:rPr>
-              <w:t>{{milestone.label}}</w:t>
+              <w:t>{{label}}</w:t>
             </w:r>
           </w:p>
         </w:tc>
@@ -1178,7 +1178,7 @@
                 <w:bCs/>
                 <w:color w:val="C8962A"/>
               </w:rPr>
-              <w:t>{{milestone.percent}}%</w:t>
+              <w:t>{{percent}}%</w:t>
             </w:r>
           </w:p>
         </w:tc>
@@ -1209,7 +1209,7 @@
                 <w:bCs/>
                 <w:color w:val="C8962A"/>
               </w:rPr>
-              <w:t>{{milestone.amount}}</w:t>
+              <w:t>{{amount}}</w:t>
             </w:r>
           </w:p>
         </w:tc>
@@ -1225,7 +1225,7 @@
           <w:bCs/>
           <w:color w:val="1B2A4A"/>
         </w:rPr>
-        <w:t>{{/each}}</w:t>
+        <w:t>{{/milestones}}</w:t>
       </w:r>
     </w:p>
     <w:p>

--- a/artifacts/api-server/templates/wathbah_contract_template_EN.docx
+++ b/artifacts/api-server/templates/wathbah_contract_template_EN.docx
@@ -14,59 +14,9 @@
           <w:sz w:val="40"/>
           <w:szCs w:val="40"/>
         </w:rPr>
-        <w:t>Supply Contract Template</w:t>
+        <w:t>Supply Contract</w:t>
       </w:r>
     </w:p>
-    <w:tbl>
-      <w:tblPr>
-        <w:tblW w:w="9000" w:type="dxa"/>
-        <w:tblBorders>
-          <w:top w:val="single" w:sz="6" w:space="0" w:color="C8962A"/>
-          <w:left w:val="single" w:sz="6" w:space="0" w:color="C8962A"/>
-          <w:bottom w:val="single" w:sz="6" w:space="0" w:color="C8962A"/>
-          <w:right w:val="single" w:sz="6" w:space="0" w:color="C8962A"/>
-          <w:insideH w:val="single" w:sz="6" w:space="0" w:color="C8962A"/>
-          <w:insideV w:val="single" w:sz="6" w:space="0" w:color="C8962A"/>
-        </w:tblBorders>
-        <w:tblCellMar>
-          <w:left w:w="10" w:type="dxa"/>
-          <w:right w:w="10" w:type="dxa"/>
-        </w:tblCellMar>
-        <w:tblLook w:val="0000" w:firstRow="0" w:lastRow="0" w:firstColumn="0" w:lastColumn="0" w:noHBand="0" w:noVBand="0"/>
-      </w:tblPr>
-      <w:tblGrid>
-        <w:gridCol w:w="9000"/>
-      </w:tblGrid>
-      <w:tr>
-        <w:tblPrEx>
-          <w:tblCellMar>
-            <w:top w:w="0" w:type="dxa"/>
-            <w:bottom w:w="0" w:type="dxa"/>
-          </w:tblCellMar>
-        </w:tblPrEx>
-        <w:tc>
-          <w:tcPr>
-            <w:tcW w:w="9000" w:type="dxa"/>
-            <w:shd w:val="clear" w:color="auto" w:fill="FFF7E6"/>
-            <w:tcMar>
-              <w:top w:w="140" w:type="dxa"/>
-              <w:left w:w="200" w:type="dxa"/>
-              <w:bottom w:w="140" w:type="dxa"/>
-              <w:right w:w="200" w:type="dxa"/>
-            </w:tcMar>
-          </w:tcPr>
-          <w:p>
-            <w:r>
-              <w:rPr>
-                <w:b/>
-                <w:bCs/>
-              </w:rPr>
-              <w:t>This is a developer reference document, not a real contract. Values inside double curly braces are replaced automatically at contract generation time.</w:t>
-            </w:r>
-          </w:p>
-        </w:tc>
-      </w:tr>
-    </w:tbl>
     <w:p>
       <w:pPr>
         <w:pBdr>
@@ -154,18 +104,7 @@
               <w:t>{{contractNumber}}</w:t>
             </w:r>
           </w:p>
-          <w:p>
-            <w:r>
-              <w:rPr>
-                <w:i/>
-                <w:iCs/>
-                <w:color w:val="6B6A60"/>
-                <w:sz w:val="16"/>
-                <w:szCs w:val="16"/>
-              </w:rPr>
-              <w:t>example: WTB-CT-2026-0142</w:t>
-            </w:r>
-          </w:p>
+          <w:p/>
         </w:tc>
         <w:tc>
           <w:tcPr>
@@ -209,18 +148,7 @@
               <w:t>{{contractDate}}</w:t>
             </w:r>
           </w:p>
-          <w:p>
-            <w:r>
-              <w:rPr>
-                <w:i/>
-                <w:iCs/>
-                <w:color w:val="6B6A60"/>
-                <w:sz w:val="16"/>
-                <w:szCs w:val="16"/>
-              </w:rPr>
-              <w:t>format: DD/MM/YYYY</w:t>
-            </w:r>
-          </w:p>
+          <w:p/>
         </w:tc>
       </w:tr>
       <w:tr>
@@ -272,18 +200,7 @@
               <w:t>{{quotationNumber}}</w:t>
             </w:r>
           </w:p>
-          <w:p>
-            <w:r>
-              <w:rPr>
-                <w:i/>
-                <w:iCs/>
-                <w:color w:val="6B6A60"/>
-                <w:sz w:val="16"/>
-                <w:szCs w:val="16"/>
-              </w:rPr>
-              <w:t>from the attached quotation file</w:t>
-            </w:r>
-          </w:p>
+          <w:p/>
         </w:tc>
         <w:tc>
           <w:tcPr>
@@ -327,18 +244,7 @@
               <w:t>{{quotationDate}}</w:t>
             </w:r>
           </w:p>
-          <w:p>
-            <w:r>
-              <w:rPr>
-                <w:i/>
-                <w:iCs/>
-                <w:color w:val="6B6A60"/>
-                <w:sz w:val="16"/>
-                <w:szCs w:val="16"/>
-              </w:rPr>
-              <w:t>as in the original quotation file</w:t>
-            </w:r>
-          </w:p>
+          <w:p/>
         </w:tc>
       </w:tr>
       <w:tr>
@@ -390,18 +296,7 @@
               <w:t>{{projectCode}}</w:t>
             </w:r>
           </w:p>
-          <w:p>
-            <w:r>
-              <w:rPr>
-                <w:i/>
-                <w:iCs/>
-                <w:color w:val="6B6A60"/>
-                <w:sz w:val="16"/>
-                <w:szCs w:val="16"/>
-              </w:rPr>
-              <w:t>example: WT-VI-QQX2P</w:t>
-            </w:r>
-          </w:p>
+          <w:p/>
         </w:tc>
         <w:tc>
           <w:tcPr>
@@ -445,18 +340,7 @@
               <w:t>{{projectName}}</w:t>
             </w:r>
           </w:p>
-          <w:p>
-            <w:r>
-              <w:rPr>
-                <w:i/>
-                <w:iCs/>
-                <w:color w:val="6B6A60"/>
-                <w:sz w:val="16"/>
-                <w:szCs w:val="16"/>
-              </w:rPr>
-              <w:t>example: Villa Al-Ward</w:t>
-            </w:r>
-          </w:p>
+          <w:p/>
         </w:tc>
       </w:tr>
     </w:tbl>
@@ -594,18 +478,7 @@
               <w:t>{{customerName}}</w:t>
             </w:r>
           </w:p>
-          <w:p>
-            <w:r>
-              <w:rPr>
-                <w:i/>
-                <w:iCs/>
-                <w:color w:val="6B6A60"/>
-                <w:sz w:val="16"/>
-                <w:szCs w:val="16"/>
-              </w:rPr>
-              <w:t>as in the customer record</w:t>
-            </w:r>
-          </w:p>
+          <w:p/>
         </w:tc>
         <w:tc>
           <w:tcPr>
@@ -649,18 +522,7 @@
               <w:t>{{customerPhone}}</w:t>
             </w:r>
           </w:p>
-          <w:p>
-            <w:r>
-              <w:rPr>
-                <w:i/>
-                <w:iCs/>
-                <w:color w:val="6B6A60"/>
-                <w:sz w:val="16"/>
-                <w:szCs w:val="16"/>
-              </w:rPr>
-              <w:t>international format e.g. +966XXXXXXXXX</w:t>
-            </w:r>
-          </w:p>
+          <w:p/>
         </w:tc>
       </w:tr>
       <w:tr>
@@ -712,18 +574,7 @@
               <w:t>{{customerEmail}}</w:t>
             </w:r>
           </w:p>
-          <w:p>
-            <w:r>
-              <w:rPr>
-                <w:i/>
-                <w:iCs/>
-                <w:color w:val="6B6A60"/>
-                <w:sz w:val="16"/>
-                <w:szCs w:val="16"/>
-              </w:rPr>
-              <w:t>optional — may be empty</w:t>
-            </w:r>
-          </w:p>
+          <w:p/>
         </w:tc>
         <w:tc>
           <w:tcPr>
@@ -767,18 +618,7 @@
               <w:t>{{customerLocation}}</w:t>
             </w:r>
           </w:p>
-          <w:p>
-            <w:r>
-              <w:rPr>
-                <w:i/>
-                <w:iCs/>
-                <w:color w:val="6B6A60"/>
-                <w:sz w:val="16"/>
-                <w:szCs w:val="16"/>
-              </w:rPr>
-              <w:t>customer's neighborhood and city</w:t>
-            </w:r>
-          </w:p>
+          <w:p/>
         </w:tc>
       </w:tr>
     </w:tbl>
@@ -812,14 +652,6 @@
       <w:pPr>
         <w:spacing w:after="120"/>
       </w:pPr>
-      <w:r>
-        <w:rPr>
-          <w:color w:val="6B6A60"/>
-          <w:sz w:val="18"/>
-          <w:szCs w:val="18"/>
-        </w:rPr>
-        <w:t>The introduction text comes from the template settings in AdminSettings — field cover_intro_en.</w:t>
-      </w:r>
     </w:p>
     <w:tbl>
       <w:tblPr>
@@ -872,18 +704,7 @@
               <w:t>{{coverIntroEn}}</w:t>
             </w:r>
           </w:p>
-          <w:p>
-            <w:r>
-              <w:rPr>
-                <w:i/>
-                <w:iCs/>
-                <w:color w:val="6B6A60"/>
-                <w:sz w:val="16"/>
-                <w:szCs w:val="16"/>
-              </w:rPr>
-              <w:t>multi-line text — supports new lines and numbered lists</w:t>
-            </w:r>
-          </w:p>
+          <w:p/>
         </w:tc>
       </w:tr>
     </w:tbl>
@@ -908,14 +729,6 @@
       <w:pPr>
         <w:spacing w:after="120"/>
       </w:pPr>
-      <w:r>
-        <w:rPr>
-          <w:color w:val="6B6A60"/>
-          <w:sz w:val="18"/>
-          <w:szCs w:val="18"/>
-        </w:rPr>
-        <w:t>The number of milestones and their details come from the payment_milestones table in the database.</w:t>
-      </w:r>
     </w:p>
     <w:p>
       <w:pPr>
@@ -1249,14 +1062,6 @@
       <w:pPr>
         <w:spacing w:after="120"/>
       </w:pPr>
-      <w:r>
-        <w:rPr>
-          <w:color w:val="6B6A60"/>
-          <w:sz w:val="18"/>
-          <w:szCs w:val="18"/>
-        </w:rPr>
-        <w:t>The terms text comes from the template settings in AdminSettings — field terms_en.</w:t>
-      </w:r>
     </w:p>
     <w:tbl>
       <w:tblPr>
@@ -1309,18 +1114,7 @@
               <w:t>{{termsEn}}</w:t>
             </w:r>
           </w:p>
-          <w:p>
-            <w:r>
-              <w:rPr>
-                <w:i/>
-                <w:iCs/>
-                <w:color w:val="6B6A60"/>
-                <w:sz w:val="16"/>
-                <w:szCs w:val="16"/>
-              </w:rPr>
-              <w:t>multi-line text — supports new lines and numbered lists</w:t>
-            </w:r>
-          </w:p>
+          <w:p/>
         </w:tc>
       </w:tr>
     </w:tbl>
@@ -1686,119 +1480,6 @@
         <w:spacing w:before="240"/>
       </w:pPr>
     </w:p>
-    <w:tbl>
-      <w:tblPr>
-        <w:tblW w:w="9000" w:type="dxa"/>
-        <w:tblBorders>
-          <w:top w:val="single" w:sz="6" w:space="0" w:color="C8962A"/>
-          <w:left w:val="single" w:sz="6" w:space="0" w:color="C8962A"/>
-          <w:bottom w:val="single" w:sz="6" w:space="0" w:color="C8962A"/>
-          <w:right w:val="single" w:sz="6" w:space="0" w:color="C8962A"/>
-          <w:insideH w:val="single" w:sz="6" w:space="0" w:color="C8962A"/>
-          <w:insideV w:val="single" w:sz="6" w:space="0" w:color="C8962A"/>
-        </w:tblBorders>
-        <w:tblCellMar>
-          <w:left w:w="10" w:type="dxa"/>
-          <w:right w:w="10" w:type="dxa"/>
-        </w:tblCellMar>
-        <w:tblLook w:val="0000" w:firstRow="0" w:lastRow="0" w:firstColumn="0" w:lastColumn="0" w:noHBand="0" w:noVBand="0"/>
-      </w:tblPr>
-      <w:tblGrid>
-        <w:gridCol w:w="9000"/>
-      </w:tblGrid>
-      <w:tr>
-        <w:tblPrEx>
-          <w:tblCellMar>
-            <w:top w:w="0" w:type="dxa"/>
-            <w:bottom w:w="0" w:type="dxa"/>
-          </w:tblCellMar>
-        </w:tblPrEx>
-        <w:tc>
-          <w:tcPr>
-            <w:tcW w:w="9000" w:type="dxa"/>
-            <w:shd w:val="clear" w:color="auto" w:fill="FFF7E6"/>
-            <w:tcMar>
-              <w:top w:w="160" w:type="dxa"/>
-              <w:left w:w="240" w:type="dxa"/>
-              <w:bottom w:w="160" w:type="dxa"/>
-              <w:right w:w="240" w:type="dxa"/>
-            </w:tcMar>
-          </w:tcPr>
-          <w:p>
-            <w:pPr>
-              <w:spacing w:after="120"/>
-            </w:pPr>
-            <w:r>
-              <w:rPr>
-                <w:b/>
-                <w:bCs/>
-                <w:color w:val="C8962A"/>
-                <w:sz w:val="22"/>
-                <w:szCs w:val="22"/>
-              </w:rPr>
-              <w:t>Developer Notes</w:t>
-            </w:r>
-          </w:p>
-          <w:p>
-            <w:pPr>
-              <w:spacing w:after="60"/>
-            </w:pPr>
-            <w:r>
-              <w:rPr>
-                <w:sz w:val="18"/>
-                <w:szCs w:val="18"/>
-              </w:rPr>
-              <w:t>• Variable syntax: use double curly braces.</w:t>
-            </w:r>
-          </w:p>
-          <w:p>
-            <w:pPr>
-              <w:spacing w:after="60"/>
-            </w:pPr>
-            <w:r>
-              <w:rPr>
-                <w:sz w:val="18"/>
-                <w:szCs w:val="18"/>
-              </w:rPr>
-              <w:t>• Loop syntax: use each with the collection object.</w:t>
-            </w:r>
-          </w:p>
-          <w:p>
-            <w:pPr>
-              <w:spacing w:after="60"/>
-            </w:pPr>
-            <w:r>
-              <w:rPr>
-                <w:sz w:val="18"/>
-                <w:szCs w:val="18"/>
-              </w:rPr>
-              <w:t>• Numeric values remain in Latin digits.</w:t>
-            </w:r>
-          </w:p>
-          <w:p>
-            <w:pPr>
-              <w:spacing w:after="60"/>
-            </w:pPr>
-            <w:r>
-              <w:rPr>
-                <w:sz w:val="18"/>
-                <w:szCs w:val="18"/>
-              </w:rPr>
-              <w:t>• PDF font: Noto Naskh Arabic (Arabic) / Tajawal (Latin).</w:t>
-            </w:r>
-          </w:p>
-          <w:p>
-            <w:r>
-              <w:rPr>
-                <w:sz w:val="18"/>
-                <w:szCs w:val="18"/>
-              </w:rPr>
-              <w:t>• Page direction: left-to-right (LTR). Table columns read from the left.</w:t>
-            </w:r>
-          </w:p>
-        </w:tc>
-      </w:tr>
-    </w:tbl>
     <w:p/>
     <w:sectPr>
       <w:headerReference w:type="even" r:id="rId7"/>
